--- a/HIT140 Assignment-03-Darwin Group 76.docx
+++ b/HIT140 Assignment-03-Darwin Group 76.docx
@@ -479,37 +479,19 @@
           <w:sz w:val="44"/>
           <w:szCs w:val="44"/>
         </w:rPr>
-        <w:t xml:space="preserve">ASSESSMENT </w:t>
-      </w:r>
-      <w:r>
+        <w:t>ASSESSMENT 03: Assessment 3: Group Project Report</w:t>
+      </w:r>
+    </w:p>
+    <w:p>
+      <w:pPr>
+        <w:spacing w:before="100" w:after="800"/>
+        <w:jc w:val="center"/>
         <w:rPr>
           <w:b/>
           <w:bCs/>
           <w:sz w:val="44"/>
           <w:szCs w:val="44"/>
         </w:rPr>
-        <w:t>03</w:t>
-      </w:r>
-      <w:r>
-        <w:rPr>
-          <w:b/>
-          <w:bCs/>
-          <w:sz w:val="44"/>
-          <w:szCs w:val="44"/>
-        </w:rPr>
-        <w:t>: Assessment 3: Group Project Report</w:t>
-      </w:r>
-    </w:p>
-    <w:p>
-      <w:pPr>
-        <w:spacing w:before="100" w:after="800"/>
-        <w:jc w:val="center"/>
-        <w:rPr>
-          <w:b/>
-          <w:bCs/>
-          <w:sz w:val="44"/>
-          <w:szCs w:val="44"/>
-        </w:rPr>
       </w:pPr>
       <w:r>
         <w:rPr>
@@ -837,43 +819,13 @@
         <w:rPr>
           <w:rFonts w:ascii="Calibri" w:hAnsi="Calibri" w:cs="Calibri"/>
         </w:rPr>
-        <w:t>Build</w:t>
-      </w:r>
-      <w:r>
-        <w:rPr>
-          <w:rFonts w:ascii="Calibri" w:hAnsi="Calibri" w:cs="Calibri"/>
-        </w:rPr>
-        <w:t xml:space="preserve">ing </w:t>
-      </w:r>
-      <w:r>
-        <w:rPr>
-          <w:rFonts w:ascii="Calibri" w:hAnsi="Calibri" w:cs="Calibri"/>
-        </w:rPr>
-        <w:t>and evaluat</w:t>
-      </w:r>
-      <w:r>
-        <w:rPr>
-          <w:rFonts w:ascii="Calibri" w:hAnsi="Calibri" w:cs="Calibri"/>
-        </w:rPr>
-        <w:t>ing</w:t>
-      </w:r>
-      <w:r>
-        <w:rPr>
-          <w:rFonts w:ascii="Calibri" w:hAnsi="Calibri" w:cs="Calibri"/>
-        </w:rPr>
-        <w:t xml:space="preserve"> a linear regression model that predicts the goal difference between two opposing teams in FIFA World Cup 2026 matches</w:t>
-      </w:r>
-      <w:r>
-        <w:rPr>
-          <w:rFonts w:ascii="Calibri" w:hAnsi="Calibri" w:cs="Calibri"/>
-        </w:rPr>
-        <w:t xml:space="preserve"> in 104 matches. We have used four shared explanatory variables here and 4 are unique explanatory variables. Here we have chosen all these variables because we thought it might help crucial role while predicting the</w:t>
-      </w:r>
-      <w:r>
-        <w:rPr>
-          <w:rFonts w:ascii="Calibri" w:hAnsi="Calibri" w:cs="Calibri"/>
-        </w:rPr>
-        <w:t xml:space="preserve"> goal difference between two opposing </w:t>
+        <w:t>Building and evaluating a linear regression model that predicts the goal difference between two opposing teams in FIFA World Cup 2026 matches</w:t>
+      </w:r>
+      <w:r>
+        <w:rPr>
+          <w:rFonts w:ascii="Calibri" w:hAnsi="Calibri" w:cs="Calibri"/>
+        </w:rPr>
+        <w:t xml:space="preserve"> in 104 matches. We have used four shared explanatory variables here and 4 are unique explanatory variables. Here we have chosen all these variables because we thought it might help crucial role while predicting the goal difference between two opposing </w:t>
       </w:r>
       <w:r>
         <w:rPr>
@@ -885,16 +837,8 @@
         <w:rPr>
           <w:rFonts w:ascii="Calibri" w:hAnsi="Calibri" w:cs="Calibri"/>
         </w:rPr>
-        <w:t xml:space="preserve"> variables are described </w:t>
-      </w:r>
-      <w:proofErr w:type="gramStart"/>
-      <w:r>
-        <w:rPr>
-          <w:rFonts w:ascii="Calibri" w:hAnsi="Calibri" w:cs="Calibri"/>
-        </w:rPr>
-        <w:t>below</w:t>
-      </w:r>
-      <w:proofErr w:type="gramEnd"/>
+        <w:t xml:space="preserve"> variables are described below</w:t>
+      </w:r>
       <w:r>
         <w:rPr>
           <w:rFonts w:ascii="Calibri" w:hAnsi="Calibri" w:cs="Calibri"/>
@@ -913,19 +857,7 @@
         <w:rPr>
           <w:rFonts w:ascii="Calibri" w:hAnsi="Calibri" w:cs="Calibri"/>
         </w:rPr>
-        <w:t xml:space="preserve">X1 </w:t>
-      </w:r>
-      <w:r>
-        <w:rPr>
-          <w:rFonts w:ascii="Calibri" w:hAnsi="Calibri" w:cs="Calibri"/>
-        </w:rPr>
-        <w:t>Goals Scored Difference</w:t>
-      </w:r>
-      <w:r>
-        <w:rPr>
-          <w:rFonts w:ascii="Calibri" w:hAnsi="Calibri" w:cs="Calibri"/>
-        </w:rPr>
-        <w:t xml:space="preserve"> (Shared</w:t>
+        <w:t>X1 Goals Scored Difference (Shared</w:t>
       </w:r>
       <w:r>
         <w:rPr>
@@ -937,19 +869,7 @@
         <w:rPr>
           <w:rFonts w:ascii="Calibri" w:hAnsi="Calibri" w:cs="Calibri"/>
         </w:rPr>
-        <w:t xml:space="preserve">): we have chosen it because it helps to compare the </w:t>
-      </w:r>
-      <w:r>
-        <w:rPr>
-          <w:rFonts w:ascii="Calibri" w:hAnsi="Calibri" w:cs="Calibri"/>
-        </w:rPr>
-        <w:t>attacking strength based on recent scoring performance.</w:t>
-      </w:r>
-      <w:r>
-        <w:rPr>
-          <w:rFonts w:ascii="Calibri" w:hAnsi="Calibri" w:cs="Calibri"/>
-        </w:rPr>
-        <w:t xml:space="preserve">  X2 Goals Conceded difference</w:t>
+        <w:t>): we have chosen it because it helps to compare the attacking strength based on recent scoring performance.  X2 Goals Conceded difference</w:t>
       </w:r>
       <w:r>
         <w:rPr>
@@ -991,39 +911,7 @@
         <w:rPr>
           <w:rFonts w:ascii="Calibri" w:hAnsi="Calibri" w:cs="Calibri"/>
         </w:rPr>
-        <w:t>Attacking Average Caps Difference</w:t>
-      </w:r>
-      <w:r>
-        <w:rPr>
-          <w:rFonts w:ascii="Calibri" w:hAnsi="Calibri" w:cs="Calibri"/>
-        </w:rPr>
-        <w:t xml:space="preserve"> (Shared-Player level): we have chosen it because it helps to compare the attacking player’s international experience and their </w:t>
-      </w:r>
-      <w:proofErr w:type="gramStart"/>
-      <w:r>
-        <w:rPr>
-          <w:rFonts w:ascii="Calibri" w:hAnsi="Calibri" w:cs="Calibri"/>
-        </w:rPr>
-        <w:t>decision making</w:t>
-      </w:r>
-      <w:proofErr w:type="gramEnd"/>
-      <w:r>
-        <w:rPr>
-          <w:rFonts w:ascii="Calibri" w:hAnsi="Calibri" w:cs="Calibri"/>
-        </w:rPr>
-        <w:t xml:space="preserve"> potential as well. X5 </w:t>
-      </w:r>
-      <w:r>
-        <w:rPr>
-          <w:rFonts w:ascii="Calibri" w:hAnsi="Calibri" w:cs="Calibri"/>
-        </w:rPr>
-        <w:t>Big 5 League Players Difference</w:t>
-      </w:r>
-      <w:r>
-        <w:rPr>
-          <w:rFonts w:ascii="Calibri" w:hAnsi="Calibri" w:cs="Calibri"/>
-        </w:rPr>
-        <w:t xml:space="preserve"> (shared-Player level): we have chosen it because it helps to indicate the difference in squad quality and the elite league experience as well, big 5 leagues are Premier League, La Liga, Serie A, Bundesliga and Ligue 1. X6-</w:t>
+        <w:t>Attacking Average Caps Difference (Shared-Player level): we have chosen it because it helps to compare the attacking player’s international experience and their decision making potential as well. X5 Big 5 League Players Difference (shared-Player level): we have chosen it because it helps to indicate the difference in squad quality and the elite league experience as well, big 5 leagues are Premier League, La Liga, Serie A, Bundesliga and Ligue 1. X6-</w:t>
       </w:r>
       <w:r>
         <w:rPr>
@@ -1036,121 +924,13 @@
         <w:rPr>
           <w:rFonts w:ascii="Calibri" w:hAnsi="Calibri" w:cs="Calibri"/>
         </w:rPr>
-        <w:t>FIFA Points Difference</w:t>
-      </w:r>
-      <w:r>
-        <w:rPr>
-          <w:rFonts w:ascii="Calibri" w:hAnsi="Calibri" w:cs="Calibri"/>
-        </w:rPr>
-        <w:t xml:space="preserve"> (Team Level): it was chosen because it helps to compare the </w:t>
-      </w:r>
-      <w:r>
-        <w:rPr>
-          <w:rFonts w:ascii="Calibri" w:hAnsi="Calibri" w:cs="Calibri"/>
-        </w:rPr>
-        <w:t xml:space="preserve">FIFA ranking points </w:t>
-      </w:r>
-      <w:r>
-        <w:rPr>
-          <w:rFonts w:ascii="Calibri" w:hAnsi="Calibri" w:cs="Calibri"/>
-        </w:rPr>
-        <w:t>for</w:t>
-      </w:r>
-      <w:r>
-        <w:rPr>
-          <w:rFonts w:ascii="Calibri" w:hAnsi="Calibri" w:cs="Calibri"/>
-        </w:rPr>
-        <w:t xml:space="preserve"> represent</w:t>
-      </w:r>
-      <w:r>
-        <w:rPr>
-          <w:rFonts w:ascii="Calibri" w:hAnsi="Calibri" w:cs="Calibri"/>
-        </w:rPr>
-        <w:t>ing</w:t>
-      </w:r>
-      <w:r>
-        <w:rPr>
-          <w:rFonts w:ascii="Calibri" w:hAnsi="Calibri" w:cs="Calibri"/>
-        </w:rPr>
-        <w:t xml:space="preserve"> the relative strength and international performance</w:t>
-      </w:r>
-      <w:r>
-        <w:rPr>
-          <w:rFonts w:ascii="Calibri" w:hAnsi="Calibri" w:cs="Calibri"/>
-        </w:rPr>
-        <w:t xml:space="preserve"> of teams. X7(Team level) Previous </w:t>
-      </w:r>
-      <w:proofErr w:type="gramStart"/>
-      <w:r>
-        <w:rPr>
-          <w:rFonts w:ascii="Calibri" w:hAnsi="Calibri" w:cs="Calibri"/>
-        </w:rPr>
-        <w:t>Word</w:t>
-      </w:r>
-      <w:proofErr w:type="gramEnd"/>
-      <w:r>
-        <w:rPr>
-          <w:rFonts w:ascii="Calibri" w:hAnsi="Calibri" w:cs="Calibri"/>
-        </w:rPr>
-        <w:t xml:space="preserve"> cup difference: It helps to measure </w:t>
-      </w:r>
-      <w:r>
-        <w:rPr>
-          <w:rFonts w:ascii="Calibri" w:hAnsi="Calibri" w:cs="Calibri"/>
-        </w:rPr>
-        <w:t xml:space="preserve">differences in historical World Cup </w:t>
-      </w:r>
-      <w:proofErr w:type="gramStart"/>
-      <w:r>
-        <w:rPr>
-          <w:rFonts w:ascii="Calibri" w:hAnsi="Calibri" w:cs="Calibri"/>
-        </w:rPr>
-        <w:t>participation,</w:t>
-      </w:r>
-      <w:proofErr w:type="gramEnd"/>
-      <w:r>
-        <w:rPr>
-          <w:rFonts w:ascii="Calibri" w:hAnsi="Calibri" w:cs="Calibri"/>
-        </w:rPr>
-        <w:t xml:space="preserve"> </w:t>
-      </w:r>
-      <w:proofErr w:type="gramStart"/>
-      <w:r>
-        <w:rPr>
-          <w:rFonts w:ascii="Calibri" w:hAnsi="Calibri" w:cs="Calibri"/>
-        </w:rPr>
-        <w:t xml:space="preserve">this </w:t>
-      </w:r>
-      <w:r>
-        <w:rPr>
-          <w:rFonts w:ascii="Calibri" w:hAnsi="Calibri" w:cs="Calibri"/>
-        </w:rPr>
-        <w:t xml:space="preserve"> may</w:t>
-      </w:r>
-      <w:proofErr w:type="gramEnd"/>
-      <w:r>
-        <w:rPr>
-          <w:rFonts w:ascii="Calibri" w:hAnsi="Calibri" w:cs="Calibri"/>
-        </w:rPr>
-        <w:t xml:space="preserve"> </w:t>
-      </w:r>
-      <w:r>
-        <w:rPr>
-          <w:rFonts w:ascii="Calibri" w:hAnsi="Calibri" w:cs="Calibri"/>
-        </w:rPr>
-        <w:t xml:space="preserve">also </w:t>
-      </w:r>
-      <w:r>
-        <w:rPr>
-          <w:rFonts w:ascii="Calibri" w:hAnsi="Calibri" w:cs="Calibri"/>
-        </w:rPr>
-        <w:t>reflect experience in major tournaments.</w:t>
-      </w:r>
-      <w:r>
-        <w:rPr>
-          <w:rFonts w:ascii="Calibri" w:hAnsi="Calibri" w:cs="Calibri"/>
-        </w:rPr>
-        <w:t xml:space="preserve"> X8 (Team level) Host Nation: It was chosen because it accounts for the potential home advantage such as familiar conditions and support from own crowds.</w:t>
+        <w:t xml:space="preserve">FIFA Points Difference (Team Level): it was chosen because it helps to compare the </w:t>
+      </w:r>
+      <w:r>
+        <w:rPr>
+          <w:rFonts w:ascii="Calibri" w:hAnsi="Calibri" w:cs="Calibri"/>
+        </w:rPr>
+        <w:t>FIFA ranking points for representing the relative strength and international performance of teams. X7(Team level) Previous Word cup difference: It helps to measure differences in historical World Cup participation, this  may also reflect experience in major tournaments. X8 (Team level) Host Nation: It was chosen because it accounts for the potential home advantage such as familiar conditions and support from own crowds.</w:t>
       </w:r>
     </w:p>
     <w:p>
@@ -1198,21 +978,7 @@
         <w:rPr>
           <w:rFonts w:ascii="Calibri" w:hAnsi="Calibri" w:cs="Calibri"/>
         </w:rPr>
-        <w:t xml:space="preserve"> to training (62) and 40% to testing (42), with </w:t>
-      </w:r>
-      <w:proofErr w:type="spellStart"/>
-      <w:r>
-        <w:rPr>
-          <w:rFonts w:ascii="Calibri" w:hAnsi="Calibri" w:cs="Calibri"/>
-        </w:rPr>
-        <w:t>random_state</w:t>
-      </w:r>
-      <w:proofErr w:type="spellEnd"/>
-      <w:r>
-        <w:rPr>
-          <w:rFonts w:ascii="Calibri" w:hAnsi="Calibri" w:cs="Calibri"/>
-        </w:rPr>
-        <w:t>=0</w:t>
+        <w:t xml:space="preserve"> to training (62) and 40% to testing (42), with random_state=0</w:t>
       </w:r>
       <w:r>
         <w:rPr>
@@ -1303,15 +1069,7 @@
           <w:noProof/>
           <w14:ligatures w14:val="standardContextual"/>
         </w:rPr>
-        <w:t>Optimisation tip</w:t>
-      </w:r>
-      <w:r>
-        <w:rPr>
-          <w:rFonts w:ascii="Calibri" w:hAnsi="Calibri" w:cs="Calibri"/>
-          <w:noProof/>
-          <w14:ligatures w14:val="standardContextual"/>
-        </w:rPr>
-        <w:t>s</w:t>
+        <w:t>Optimisation tips</w:t>
       </w:r>
       <w:r>
         <w:rPr>
@@ -1371,13 +1129,7 @@
         <w:rPr>
           <w:rFonts w:ascii="Calibri" w:hAnsi="Calibri" w:cs="Calibri"/>
         </w:rPr>
-        <w:t xml:space="preserve"> </w:t>
-      </w:r>
-      <w:r>
-        <w:rPr>
-          <w:rFonts w:ascii="Calibri" w:hAnsi="Calibri" w:cs="Calibri"/>
-        </w:rPr>
-        <w:t>Scatterplots folder.</w:t>
+        <w:t xml:space="preserve"> Scatterplots folder.</w:t>
       </w:r>
       <w:r>
         <w:rPr>
@@ -1487,34 +1239,13 @@
         <w:rPr>
           <w:rFonts w:ascii="Calibri" w:hAnsi="Calibri" w:cs="Calibri"/>
         </w:rPr>
-        <w:t xml:space="preserve">we kept it. </w:t>
-      </w:r>
-      <w:proofErr w:type="gramStart"/>
-      <w:r>
-        <w:rPr>
-          <w:rFonts w:ascii="Calibri" w:hAnsi="Calibri" w:cs="Calibri"/>
-        </w:rPr>
-        <w:t>Also</w:t>
-      </w:r>
-      <w:proofErr w:type="gramEnd"/>
-      <w:r>
-        <w:rPr>
-          <w:rFonts w:ascii="Calibri" w:hAnsi="Calibri" w:cs="Calibri"/>
-        </w:rPr>
-        <w:t xml:space="preserve"> </w:t>
-      </w:r>
-      <w:r>
-        <w:rPr>
-          <w:rFonts w:ascii="Calibri" w:hAnsi="Calibri" w:cs="Calibri"/>
-        </w:rPr>
-        <w:t>AIC (</w:t>
-      </w:r>
-      <w:proofErr w:type="gramStart"/>
-      <w:r>
-        <w:rPr>
-          <w:rFonts w:ascii="Calibri" w:hAnsi="Calibri" w:cs="Calibri"/>
-        </w:rPr>
-        <w:t xml:space="preserve">387.3 </w:t>
+        <w:t xml:space="preserve">we kept it. Also </w:t>
+      </w:r>
+      <w:r>
+        <w:rPr>
+          <w:rFonts w:ascii="Calibri" w:hAnsi="Calibri" w:cs="Calibri"/>
+        </w:rPr>
+        <w:t xml:space="preserve">AIC (387.3 </w:t>
       </w:r>
       <w:r>
         <w:rPr>
@@ -1522,7 +1253,6 @@
         </w:rPr>
         <w:t xml:space="preserve"> to</w:t>
       </w:r>
-      <w:proofErr w:type="gramEnd"/>
       <w:r>
         <w:rPr>
           <w:rFonts w:ascii="Calibri" w:hAnsi="Calibri" w:cs="Calibri"/>
@@ -1533,99 +1263,31 @@
         <w:rPr>
           <w:rFonts w:ascii="Calibri" w:hAnsi="Calibri" w:cs="Calibri"/>
         </w:rPr>
-        <w:t xml:space="preserve"> was improved. </w:t>
-      </w:r>
-      <w:proofErr w:type="gramStart"/>
-      <w:r>
-        <w:rPr>
-          <w:rFonts w:ascii="Calibri" w:hAnsi="Calibri" w:cs="Calibri"/>
-        </w:rPr>
-        <w:t>Also</w:t>
-      </w:r>
-      <w:proofErr w:type="gramEnd"/>
-      <w:r>
-        <w:rPr>
-          <w:rFonts w:ascii="Calibri" w:hAnsi="Calibri" w:cs="Calibri"/>
-        </w:rPr>
-        <w:t xml:space="preserve"> when we refer in the results </w:t>
-      </w:r>
-      <w:proofErr w:type="gramStart"/>
-      <w:r>
-        <w:rPr>
-          <w:rFonts w:ascii="Calibri" w:hAnsi="Calibri" w:cs="Calibri"/>
-        </w:rPr>
-        <w:t>there</w:t>
-      </w:r>
-      <w:proofErr w:type="gramEnd"/>
-      <w:r>
-        <w:rPr>
-          <w:rFonts w:ascii="Calibri" w:hAnsi="Calibri" w:cs="Calibri"/>
-        </w:rPr>
-        <w:t xml:space="preserve"> we can check for P-value as well, </w:t>
-      </w:r>
-      <w:r>
-        <w:rPr>
-          <w:rFonts w:ascii="Calibri" w:hAnsi="Calibri" w:cs="Calibri"/>
-        </w:rPr>
-        <w:t xml:space="preserve">from there we can say that any P value greater than 0.05 of the explanatory </w:t>
-      </w:r>
-      <w:proofErr w:type="gramStart"/>
-      <w:r>
-        <w:rPr>
-          <w:rFonts w:ascii="Calibri" w:hAnsi="Calibri" w:cs="Calibri"/>
-        </w:rPr>
-        <w:t>variable</w:t>
-      </w:r>
-      <w:proofErr w:type="gramEnd"/>
-      <w:r>
-        <w:rPr>
-          <w:rFonts w:ascii="Calibri" w:hAnsi="Calibri" w:cs="Calibri"/>
-        </w:rPr>
-        <w:t>, they won’t contribute with much while predicting the Goal difference</w:t>
-      </w:r>
-      <w:r>
-        <w:rPr>
-          <w:rFonts w:ascii="Calibri" w:hAnsi="Calibri" w:cs="Calibri"/>
-        </w:rPr>
-        <w:t xml:space="preserve">. </w:t>
-      </w:r>
-      <w:r>
-        <w:rPr>
-          <w:rFonts w:ascii="Calibri" w:hAnsi="Calibri" w:cs="Calibri"/>
-        </w:rPr>
-        <w:t>H₀: βᵢ = 0. The variable has no effect on goal difference</w:t>
-      </w:r>
-      <w:r>
-        <w:rPr>
-          <w:rFonts w:ascii="Calibri" w:hAnsi="Calibri" w:cs="Calibri"/>
-        </w:rPr>
-        <w:t xml:space="preserve"> </w:t>
-      </w:r>
-      <w:proofErr w:type="gramStart"/>
-      <w:r>
-        <w:rPr>
-          <w:rFonts w:ascii="Calibri" w:hAnsi="Calibri" w:cs="Calibri"/>
-        </w:rPr>
-        <w:t xml:space="preserve">and </w:t>
-      </w:r>
-      <w:r>
-        <w:rPr>
-          <w:rFonts w:ascii="Calibri" w:hAnsi="Calibri" w:cs="Calibri"/>
-        </w:rPr>
-        <w:t xml:space="preserve"> </w:t>
-      </w:r>
-      <w:r>
-        <w:rPr>
-          <w:rFonts w:ascii="Calibri" w:hAnsi="Calibri" w:cs="Calibri"/>
-        </w:rPr>
-        <w:t>H</w:t>
-      </w:r>
-      <w:proofErr w:type="gramEnd"/>
-      <w:r>
-        <w:rPr>
-          <w:rFonts w:ascii="Calibri" w:hAnsi="Calibri" w:cs="Calibri"/>
-        </w:rPr>
-        <w:t>₁: βᵢ ≠ 0</w:t>
+        <w:t xml:space="preserve"> was improved. Also when we refer in the results there we can check for P-value as well, </w:t>
+      </w:r>
+      <w:r>
+        <w:rPr>
+          <w:rFonts w:ascii="Calibri" w:hAnsi="Calibri" w:cs="Calibri"/>
+        </w:rPr>
+        <w:t>from there we can say that any P value greater than 0.05 of the explanatory variable, they won’t contribute with much while predicting the Goal difference</w:t>
+      </w:r>
+      <w:r>
+        <w:rPr>
+          <w:rFonts w:ascii="Calibri" w:hAnsi="Calibri" w:cs="Calibri"/>
+        </w:rPr>
+        <w:t>. H₀: βᵢ = 0. The variable has no effect on goal difference</w:t>
+      </w:r>
+      <w:r>
+        <w:rPr>
+          <w:rFonts w:ascii="Calibri" w:hAnsi="Calibri" w:cs="Calibri"/>
+        </w:rPr>
+        <w:t xml:space="preserve"> and </w:t>
+      </w:r>
+      <w:r>
+        <w:rPr>
+          <w:rFonts w:ascii="Calibri" w:hAnsi="Calibri" w:cs="Calibri"/>
+        </w:rPr>
+        <w:t xml:space="preserve"> H₁: βᵢ ≠ 0</w:t>
       </w:r>
       <w:r>
         <w:rPr>
@@ -2385,41 +2047,13 @@
         <w:rPr>
           <w:rFonts w:ascii="Calibri" w:hAnsi="Calibri" w:cs="Calibri"/>
         </w:rPr>
-        <w:t xml:space="preserve">. </w:t>
-      </w:r>
-      <w:proofErr w:type="gramStart"/>
-      <w:r>
-        <w:rPr>
-          <w:rFonts w:ascii="Calibri" w:hAnsi="Calibri" w:cs="Calibri"/>
-        </w:rPr>
-        <w:t>Also</w:t>
-      </w:r>
-      <w:proofErr w:type="gramEnd"/>
-      <w:r>
-        <w:rPr>
-          <w:rFonts w:ascii="Calibri" w:hAnsi="Calibri" w:cs="Calibri"/>
-        </w:rPr>
-        <w:t xml:space="preserve"> we can say </w:t>
-      </w:r>
-      <w:r>
-        <w:rPr>
-          <w:rFonts w:ascii="Calibri" w:hAnsi="Calibri" w:cs="Calibri"/>
-        </w:rPr>
-        <w:t xml:space="preserve">a one standard deviation </w:t>
-      </w:r>
-      <w:proofErr w:type="gramStart"/>
-      <w:r>
-        <w:rPr>
-          <w:rFonts w:ascii="Calibri" w:hAnsi="Calibri" w:cs="Calibri"/>
-        </w:rPr>
-        <w:t>increase</w:t>
-      </w:r>
-      <w:proofErr w:type="gramEnd"/>
-      <w:r>
-        <w:rPr>
-          <w:rFonts w:ascii="Calibri" w:hAnsi="Calibri" w:cs="Calibri"/>
-        </w:rPr>
-        <w:t xml:space="preserve"> in LOG_X5 </w:t>
+        <w:t xml:space="preserve">. Also we can say </w:t>
+      </w:r>
+      <w:r>
+        <w:rPr>
+          <w:rFonts w:ascii="Calibri" w:hAnsi="Calibri" w:cs="Calibri"/>
+        </w:rPr>
+        <w:t xml:space="preserve">a one standard deviation increase in LOG_X5 </w:t>
       </w:r>
       <w:r>
         <w:rPr>
@@ -2489,13 +2123,7 @@
         <w:rPr>
           <w:rFonts w:ascii="Calibri" w:hAnsi="Calibri" w:cs="Calibri"/>
         </w:rPr>
-        <w:t xml:space="preserve"> Gaussian transformation</w:t>
-      </w:r>
-      <w:r>
-        <w:rPr>
-          <w:rFonts w:ascii="Calibri" w:hAnsi="Calibri" w:cs="Calibri"/>
-        </w:rPr>
-        <w:t xml:space="preserve"> </w:t>
+        <w:t xml:space="preserve"> Gaussian transformation </w:t>
       </w:r>
       <w:r>
         <w:rPr>
@@ -2519,39 +2147,19 @@
         <w:rPr>
           <w:rFonts w:ascii="Calibri" w:hAnsi="Calibri" w:cs="Calibri"/>
         </w:rPr>
-        <w:t xml:space="preserve"> to LOG_X</w:t>
-      </w:r>
-      <w:proofErr w:type="gramStart"/>
-      <w:r>
-        <w:rPr>
-          <w:rFonts w:ascii="Calibri" w:hAnsi="Calibri" w:cs="Calibri"/>
-        </w:rPr>
-        <w:t xml:space="preserve">5 </w:t>
-      </w:r>
-      <w:r>
-        <w:rPr>
-          <w:rFonts w:ascii="Calibri" w:hAnsi="Calibri" w:cs="Calibri"/>
-        </w:rPr>
-        <w:t xml:space="preserve"> it</w:t>
-      </w:r>
-      <w:proofErr w:type="gramEnd"/>
-      <w:r>
-        <w:rPr>
-          <w:rFonts w:ascii="Calibri" w:hAnsi="Calibri" w:cs="Calibri"/>
-        </w:rPr>
-        <w:t xml:space="preserve"> gave </w:t>
-      </w:r>
-      <w:r>
-        <w:rPr>
-          <w:rFonts w:ascii="Calibri" w:hAnsi="Calibri" w:cs="Calibri"/>
-        </w:rPr>
-        <w:t xml:space="preserve">only a negligible improvement (R² </w:t>
-      </w:r>
-      <w:r>
-        <w:rPr>
-          <w:rFonts w:ascii="Calibri" w:hAnsi="Calibri" w:cs="Calibri"/>
-        </w:rPr>
-        <w:t xml:space="preserve">0.514 </w:t>
+        <w:t xml:space="preserve"> to LOG_X5 </w:t>
+      </w:r>
+      <w:r>
+        <w:rPr>
+          <w:rFonts w:ascii="Calibri" w:hAnsi="Calibri" w:cs="Calibri"/>
+        </w:rPr>
+        <w:t xml:space="preserve"> it gave </w:t>
+      </w:r>
+      <w:r>
+        <w:rPr>
+          <w:rFonts w:ascii="Calibri" w:hAnsi="Calibri" w:cs="Calibri"/>
+        </w:rPr>
+        <w:t xml:space="preserve">only a negligible improvement (R² 0.514 </w:t>
       </w:r>
       <w:r>
         <w:rPr>
@@ -2628,83 +2236,25 @@
           <w:rFonts w:ascii="Calibri" w:hAnsi="Calibri" w:cs="Calibri"/>
         </w:rPr>
         <w:noBreakHyphen/>
-        <w:t>match explanatory variables, with 4 shared variables</w:t>
-      </w:r>
-      <w:r>
-        <w:rPr>
-          <w:rFonts w:ascii="Calibri" w:hAnsi="Calibri" w:cs="Calibri"/>
-        </w:rPr>
-        <w:t>. The explanatory variable chosen for this are: X1 (Shared-Team level) Team Goals Scored: It helps in measuring the attacking performance like team scoring frequently, may also create more scoring chances. X2 (Team-Level</w:t>
-      </w:r>
-      <w:r>
-        <w:rPr>
-          <w:rFonts w:ascii="Calibri" w:hAnsi="Calibri" w:cs="Calibri"/>
-        </w:rPr>
-        <w:t xml:space="preserve">) </w:t>
-      </w:r>
-      <w:r>
-        <w:rPr>
-          <w:rFonts w:ascii="Calibri" w:hAnsi="Calibri" w:cs="Calibri"/>
-        </w:rPr>
-        <w:t>Opponent Goals Conceded</w:t>
-      </w:r>
-      <w:r>
-        <w:rPr>
-          <w:rFonts w:ascii="Calibri" w:hAnsi="Calibri" w:cs="Calibri"/>
-        </w:rPr>
-        <w:t xml:space="preserve">: it was chosen because it helps to measure the opponent’s defensive vulnerability, which can influence how many gaols the team can score. X3 (Shared-Player Level) </w:t>
-      </w:r>
-      <w:r>
-        <w:rPr>
-          <w:rFonts w:ascii="Calibri" w:hAnsi="Calibri" w:cs="Calibri"/>
-        </w:rPr>
-        <w:t>Team Forwards' Goals per Cap</w:t>
-      </w:r>
-      <w:r>
-        <w:rPr>
-          <w:rFonts w:ascii="Calibri" w:hAnsi="Calibri" w:cs="Calibri"/>
-        </w:rPr>
-        <w:t>:  It helps in measuring the forwards international scoring efficiency for representing the team’s attacking potential as overall. X4</w:t>
-      </w:r>
-      <w:proofErr w:type="gramStart"/>
-      <w:r>
-        <w:rPr>
-          <w:rFonts w:ascii="Calibri" w:hAnsi="Calibri" w:cs="Calibri"/>
-        </w:rPr>
-        <w:t>-(</w:t>
-      </w:r>
-      <w:proofErr w:type="gramEnd"/>
-      <w:r>
-        <w:rPr>
-          <w:rFonts w:ascii="Calibri" w:hAnsi="Calibri" w:cs="Calibri"/>
-        </w:rPr>
-        <w:t xml:space="preserve">Shared Player Level) </w:t>
-      </w:r>
-      <w:r>
-        <w:rPr>
-          <w:rFonts w:ascii="Calibri" w:hAnsi="Calibri" w:cs="Calibri"/>
-        </w:rPr>
-        <w:t>Team Attacking Average Caps</w:t>
-      </w:r>
-      <w:r>
-        <w:rPr>
-          <w:rFonts w:ascii="Calibri" w:hAnsi="Calibri" w:cs="Calibri"/>
-        </w:rPr>
-        <w:t xml:space="preserve">: it helps to reflect the international experience of attacking player which can contribute </w:t>
-      </w:r>
-      <w:proofErr w:type="gramStart"/>
-      <w:r>
-        <w:rPr>
-          <w:rFonts w:ascii="Calibri" w:hAnsi="Calibri" w:cs="Calibri"/>
-        </w:rPr>
-        <w:t>in</w:t>
-      </w:r>
-      <w:proofErr w:type="gramEnd"/>
-      <w:r>
-        <w:rPr>
-          <w:rFonts w:ascii="Calibri" w:hAnsi="Calibri" w:cs="Calibri"/>
-        </w:rPr>
-        <w:t xml:space="preserve"> better attacking decisions as well. X5 (Player level) Forwards Non-Penalty Gaols per 90: it helps in measuring the forwards club-level goal scoring efficiency excluding the penalties. X6 (Player </w:t>
+        <w:t>match explanatory variables, with 4 shared variables. The explanatory variable chosen for this are: X1 (Shared-Team level) Team Goals Scored: It helps in measuring the attacking performance like team scoring frequently, may also create more scoring chances. X2 (Team-Level</w:t>
+      </w:r>
+      <w:r>
+        <w:rPr>
+          <w:rFonts w:ascii="Calibri" w:hAnsi="Calibri" w:cs="Calibri"/>
+        </w:rPr>
+        <w:t>) Opponent Goals Conceded:</w:t>
+      </w:r>
+      <w:r>
+        <w:rPr>
+          <w:rFonts w:ascii="Calibri" w:hAnsi="Calibri" w:cs="Calibri"/>
+        </w:rPr>
+        <w:t xml:space="preserve"> it was chosen because it helps to assess how frequently the opposing team concedes goals and helps team for estimating the scoring opportunities to the which we are predicting</w:t>
+      </w:r>
+      <w:r>
+        <w:rPr>
+          <w:rFonts w:ascii="Calibri" w:hAnsi="Calibri" w:cs="Calibri"/>
+        </w:rPr>
+        <w:t xml:space="preserve">. X3 (Shared-Player Level) Team Forwards' Goals per Cap:  It helps in measuring the forwards international scoring efficiency for representing the team’s attacking potential as overall. X4-(Shared Player Level) Team Attacking Average Caps: it helps to reflect the international experience of attacking player which can contribute in better attacking decisions as well. X5 (Player level) Forwards Non-Penalty Gaols per 90: it helps in measuring the forwards club-level goal scoring efficiency excluding the penalties. X6 (Player </w:t>
       </w:r>
       <w:r>
         <w:rPr>
@@ -2716,107 +2266,51 @@
         <w:rPr>
           <w:rFonts w:ascii="Calibri" w:hAnsi="Calibri" w:cs="Calibri"/>
         </w:rPr>
-        <w:t>' Assists per 90</w:t>
-      </w:r>
-      <w:r>
-        <w:rPr>
-          <w:rFonts w:ascii="Calibri" w:hAnsi="Calibri" w:cs="Calibri"/>
-        </w:rPr>
-        <w:t xml:space="preserve">: This helps to measure the midfielder’s creative contributions and assist also reflect in their ability for creating goals. X7 (Shared-Player Level) Team Big 5 Leagues: It helps to represent the squad quality by player number who competes in major </w:t>
-      </w:r>
-      <w:r>
-        <w:rPr>
-          <w:rFonts w:ascii="Calibri" w:hAnsi="Calibri" w:cs="Calibri"/>
-        </w:rPr>
-        <w:t>football leagues. X8 (Team-Level): It measures the opponent’s competitive strength as stronger opponent can be difficult to score.</w:t>
-      </w:r>
-    </w:p>
-    <w:p>
-      <w:pPr>
-        <w:spacing w:after="100"/>
-        <w:rPr>
-          <w:rFonts w:ascii="Calibri" w:hAnsi="Calibri" w:cs="Calibri"/>
-        </w:rPr>
-      </w:pPr>
-      <w:r>
-        <w:rPr>
-          <w:rFonts w:ascii="Calibri" w:hAnsi="Calibri" w:cs="Calibri"/>
-        </w:rPr>
-        <w:t xml:space="preserve">I. </w:t>
-      </w:r>
-      <w:r>
-        <w:rPr>
-          <w:rFonts w:ascii="Calibri" w:hAnsi="Calibri" w:cs="Calibri"/>
-        </w:rPr>
-        <w:t>multiple_linregT1.py</w:t>
-      </w:r>
-      <w:r>
-        <w:rPr>
-          <w:rFonts w:ascii="Calibri" w:hAnsi="Calibri" w:cs="Calibri"/>
-        </w:rPr>
-        <w:t>: In this code, th</w:t>
-      </w:r>
-      <w:r>
-        <w:rPr>
-          <w:rFonts w:ascii="Calibri" w:hAnsi="Calibri" w:cs="Calibri"/>
-        </w:rPr>
-        <w:t xml:space="preserve">e split was 60% of matches going to training (62 matches, 124 team rows) and 40% to testing (42 matches, 84 team rows), with </w:t>
-      </w:r>
-      <w:proofErr w:type="spellStart"/>
-      <w:r>
-        <w:rPr>
-          <w:rFonts w:ascii="Calibri" w:hAnsi="Calibri" w:cs="Calibri"/>
-        </w:rPr>
-        <w:t>random_state</w:t>
-      </w:r>
-      <w:proofErr w:type="spellEnd"/>
-      <w:r>
-        <w:rPr>
-          <w:rFonts w:ascii="Calibri" w:hAnsi="Calibri" w:cs="Calibri"/>
-        </w:rPr>
-        <w:t>=0</w:t>
-      </w:r>
-      <w:r>
-        <w:rPr>
-          <w:rFonts w:ascii="Calibri" w:hAnsi="Calibri" w:cs="Calibri"/>
-        </w:rPr>
-        <w:t xml:space="preserve">, and the model predicted number of goal scored by the team actual vs predicted one, which can be analysed in the result after running code, the most thing to analyse here are </w:t>
-      </w:r>
-      <w:r>
-        <w:rPr>
-          <w:rFonts w:ascii="Calibri" w:hAnsi="Calibri" w:cs="Calibri"/>
-        </w:rPr>
-        <w:t>MAE, MSE, RMSE, normalised RMSE and R²</w:t>
-      </w:r>
-      <w:r>
-        <w:rPr>
-          <w:rFonts w:ascii="Calibri" w:hAnsi="Calibri" w:cs="Calibri"/>
-        </w:rPr>
-        <w:t xml:space="preserve">, here the model has </w:t>
-      </w:r>
-      <w:r>
-        <w:rPr>
-          <w:rFonts w:ascii="Calibri" w:hAnsi="Calibri" w:cs="Calibri"/>
-        </w:rPr>
-        <w:t xml:space="preserve">outperformed the baseline on all metrics (R² 0.306 vs −0.006; MAE 0.916 vs 1.165), </w:t>
-      </w:r>
-      <w:r>
-        <w:rPr>
-          <w:rFonts w:ascii="Calibri" w:hAnsi="Calibri" w:cs="Calibri"/>
-        </w:rPr>
-        <w:t xml:space="preserve"> explaining about the 31% of the variations in the goals scored. So, we can say that this model has some moderate predictive performance by checking the </w:t>
-      </w:r>
-      <w:r>
-        <w:rPr>
-          <w:rFonts w:ascii="Calibri" w:hAnsi="Calibri" w:cs="Calibri"/>
-        </w:rPr>
-        <w:t>R²</w:t>
-      </w:r>
-      <w:r>
-        <w:rPr>
-          <w:rFonts w:ascii="Calibri" w:hAnsi="Calibri" w:cs="Calibri"/>
-        </w:rPr>
-        <w:t xml:space="preserve">. we will apply various optimization tips here. </w:t>
+        <w:t xml:space="preserve">' Assists per 90: This helps to measure the midfielder’s creative contributions and assist also reflect in their ability for creating goals. X7 (Shared-Player Level) Team Big 5 Leagues: It helps to represent the squad quality by player number who competes in major </w:t>
+      </w:r>
+      <w:r>
+        <w:rPr>
+          <w:rFonts w:ascii="Calibri" w:hAnsi="Calibri" w:cs="Calibri"/>
+        </w:rPr>
+        <w:t>football leagues. X8 (Team-Leve</w:t>
+      </w:r>
+      <w:r>
+        <w:rPr>
+          <w:rFonts w:ascii="Calibri" w:hAnsi="Calibri" w:cs="Calibri"/>
+        </w:rPr>
+        <w:t>l-</w:t>
+      </w:r>
+      <w:r>
+        <w:rPr>
+          <w:rFonts w:ascii="Calibri" w:hAnsi="Calibri" w:cs="Calibri"/>
+        </w:rPr>
+        <w:t>Opponent Elo Rating.</w:t>
+      </w:r>
+      <w:r>
+        <w:rPr>
+          <w:rFonts w:ascii="Calibri" w:hAnsi="Calibri" w:cs="Calibri"/>
+        </w:rPr>
+        <w:t>): It measures the opponent’s competitive strength as stronger opponent can be difficult to score.</w:t>
+      </w:r>
+    </w:p>
+    <w:p>
+      <w:pPr>
+        <w:spacing w:after="100"/>
+        <w:rPr>
+          <w:rFonts w:ascii="Calibri" w:hAnsi="Calibri" w:cs="Calibri"/>
+        </w:rPr>
+      </w:pPr>
+      <w:r>
+        <w:rPr>
+          <w:rFonts w:ascii="Calibri" w:hAnsi="Calibri" w:cs="Calibri"/>
+        </w:rPr>
+        <w:t xml:space="preserve">I. multiple_linregT1.py: In this code, the split was 60% of matches going to training (62 matches, 124 team rows) and 40% to testing (42 matches, 84 team rows), with random_state=0, and the model predicted number of goal scored by the team actual vs predicted one, which can be analysed in the result after running code, the most thing to analyse here are MAE, MSE, RMSE, normalised RMSE and R², here the model has outperformed the baseline on all metrics (R² 0.306 vs −0.006; MAE 0.916 vs 1.165), </w:t>
+      </w:r>
+      <w:r>
+        <w:rPr>
+          <w:rFonts w:ascii="Calibri" w:hAnsi="Calibri" w:cs="Calibri"/>
+        </w:rPr>
+        <w:t xml:space="preserve"> explaining about the 31% of the variations in the goals scored. So, we can say that this model has some moderate predictive performance by checking the R². we will apply various optimization tips here. </w:t>
       </w:r>
       <w:r>
         <w:rPr>
@@ -2838,25 +2332,7 @@
         <w:rPr>
           <w:rFonts w:ascii="Calibri" w:hAnsi="Calibri" w:cs="Calibri"/>
         </w:rPr>
-        <w:t xml:space="preserve">II. </w:t>
-      </w:r>
-      <w:r>
-        <w:rPr>
-          <w:rFonts w:ascii="Calibri" w:hAnsi="Calibri" w:cs="Calibri"/>
-        </w:rPr>
-        <w:t>In vis_linearityT2.py, we have drawn the scatterplot of all 8 explanatory variables which is in Scatterplots folder.</w:t>
-      </w:r>
-      <w:r>
-        <w:rPr>
-          <w:rFonts w:ascii="Calibri" w:hAnsi="Calibri" w:cs="Calibri"/>
-        </w:rPr>
-        <w:t xml:space="preserve"> We analysed all the scatterplots and found that the </w:t>
-      </w:r>
-      <w:r>
-        <w:rPr>
-          <w:rFonts w:ascii="Calibri" w:hAnsi="Calibri" w:cs="Calibri"/>
-        </w:rPr>
-        <w:t xml:space="preserve">X4 (attacking average caps) was the only </w:t>
+        <w:t xml:space="preserve">II. In vis_linearityT2.py, we have drawn the scatterplot of all 8 explanatory variables which is in Scatterplots folder. We analysed all the scatterplots and found that the X4 (attacking average caps) was the only </w:t>
       </w:r>
       <w:r>
         <w:rPr>
@@ -2868,189 +2344,33 @@
         <w:rPr>
           <w:rFonts w:ascii="Calibri" w:hAnsi="Calibri" w:cs="Calibri"/>
         </w:rPr>
-        <w:t>non-linear variable,</w:t>
-      </w:r>
-      <w:r>
-        <w:rPr>
-          <w:rFonts w:ascii="Calibri" w:hAnsi="Calibri" w:cs="Calibri"/>
-        </w:rPr>
-        <w:t xml:space="preserve"> and there was </w:t>
-      </w:r>
-      <w:r>
-        <w:rPr>
-          <w:rFonts w:ascii="Calibri" w:hAnsi="Calibri" w:cs="Calibri"/>
-        </w:rPr>
-        <w:t>an inverted-U shape</w:t>
-      </w:r>
-      <w:r>
-        <w:rPr>
-          <w:rFonts w:ascii="Calibri" w:hAnsi="Calibri" w:cs="Calibri"/>
-        </w:rPr>
-        <w:t xml:space="preserve"> and goals were higher at the mid-range caps and lesser at both extremes and we have applied log transformation on it.</w:t>
-      </w:r>
-    </w:p>
-    <w:p>
-      <w:pPr>
-        <w:spacing w:after="100"/>
-        <w:rPr>
-          <w:rFonts w:ascii="Calibri" w:hAnsi="Calibri" w:cs="Calibri"/>
-        </w:rPr>
-      </w:pPr>
-      <w:r>
-        <w:rPr>
-          <w:rFonts w:ascii="Calibri" w:hAnsi="Calibri" w:cs="Calibri"/>
-        </w:rPr>
-        <w:t xml:space="preserve">III. </w:t>
-      </w:r>
-      <w:r>
-        <w:rPr>
-          <w:rFonts w:ascii="Calibri" w:hAnsi="Calibri" w:cs="Calibri"/>
-        </w:rPr>
-        <w:t>mlr_statsmodel.py</w:t>
-      </w:r>
-      <w:r>
-        <w:rPr>
-          <w:rFonts w:ascii="Calibri" w:hAnsi="Calibri" w:cs="Calibri"/>
-        </w:rPr>
-        <w:t xml:space="preserve">: </w:t>
-      </w:r>
-      <w:r>
-        <w:rPr>
-          <w:rFonts w:ascii="Calibri" w:hAnsi="Calibri" w:cs="Calibri"/>
-        </w:rPr>
-        <w:t>since we showed that X4 was non-linear so we applied the log transformation (</w:t>
-      </w:r>
-      <w:r>
-        <w:rPr>
-          <w:rFonts w:ascii="Calibri" w:hAnsi="Calibri" w:cs="Calibri"/>
-        </w:rPr>
-        <w:t>LOG_X4</w:t>
-      </w:r>
-      <w:r>
-        <w:rPr>
-          <w:rFonts w:ascii="Calibri" w:hAnsi="Calibri" w:cs="Calibri"/>
-        </w:rPr>
-        <w:t xml:space="preserve">), but the </w:t>
-      </w:r>
-      <w:r>
-        <w:rPr>
-          <w:rFonts w:ascii="Calibri" w:hAnsi="Calibri" w:cs="Calibri"/>
-        </w:rPr>
-        <w:t>R²</w:t>
-      </w:r>
-      <w:r>
-        <w:rPr>
-          <w:rFonts w:ascii="Calibri" w:hAnsi="Calibri" w:cs="Calibri"/>
-        </w:rPr>
-        <w:t xml:space="preserve"> was unchanged here which is at </w:t>
-      </w:r>
-      <w:r>
-        <w:rPr>
-          <w:rFonts w:ascii="Calibri" w:hAnsi="Calibri" w:cs="Calibri"/>
-        </w:rPr>
-        <w:t>0.327 and</w:t>
-      </w:r>
-      <w:r>
-        <w:rPr>
-          <w:rFonts w:ascii="Calibri" w:hAnsi="Calibri" w:cs="Calibri"/>
-        </w:rPr>
-        <w:t xml:space="preserve"> but</w:t>
-      </w:r>
-      <w:r>
-        <w:rPr>
-          <w:rFonts w:ascii="Calibri" w:hAnsi="Calibri" w:cs="Calibri"/>
-        </w:rPr>
-        <w:t xml:space="preserve"> AIC improved only marginally (663.0 to 662.9),</w:t>
-      </w:r>
-      <w:r>
-        <w:rPr>
-          <w:rFonts w:ascii="Calibri" w:hAnsi="Calibri" w:cs="Calibri"/>
-        </w:rPr>
-        <w:t xml:space="preserve"> so this transformation didn’t improve this model at all because here the </w:t>
-      </w:r>
-      <w:r>
-        <w:rPr>
-          <w:rFonts w:ascii="Calibri" w:hAnsi="Calibri" w:cs="Calibri"/>
-        </w:rPr>
-        <w:t>X4 has a narrow range (22–73 caps), so LOG_X4 is almost identical to X4</w:t>
-      </w:r>
-      <w:r>
-        <w:rPr>
-          <w:rFonts w:ascii="Calibri" w:hAnsi="Calibri" w:cs="Calibri"/>
-        </w:rPr>
-        <w:t>, we can also check the P-value from the results</w:t>
-      </w:r>
-      <w:r>
-        <w:rPr>
-          <w:rFonts w:ascii="Calibri" w:hAnsi="Calibri" w:cs="Calibri"/>
-        </w:rPr>
-        <w:t xml:space="preserve"> there we can say that any P value greater than 0.05 of the explanatory variable, they won’t contribute with much while predicting</w:t>
-      </w:r>
-      <w:r>
-        <w:rPr>
-          <w:rFonts w:ascii="Calibri" w:hAnsi="Calibri" w:cs="Calibri"/>
-        </w:rPr>
-        <w:t xml:space="preserve"> the goals scored. Also, </w:t>
-      </w:r>
-      <w:r>
-        <w:rPr>
-          <w:rFonts w:ascii="Calibri" w:hAnsi="Calibri" w:cs="Calibri"/>
-        </w:rPr>
-        <w:t>H₀: βᵢ = 0, the variable has no effect on goals scored, and H₁: βᵢ ≠ 0, the variable does affect goals scored.</w:t>
-      </w:r>
-      <w:r>
-        <w:rPr>
-          <w:rFonts w:ascii="Calibri" w:hAnsi="Calibri" w:cs="Calibri"/>
-        </w:rPr>
-        <w:t xml:space="preserve"> Here, we can say that </w:t>
-      </w:r>
-      <w:r>
-        <w:rPr>
-          <w:rFonts w:ascii="Calibri" w:hAnsi="Calibri" w:cs="Calibri"/>
-        </w:rPr>
-        <w:t xml:space="preserve">LOG_X4 improved </w:t>
-      </w:r>
-      <w:r>
-        <w:rPr>
-          <w:rFonts w:ascii="Calibri" w:hAnsi="Calibri" w:cs="Calibri"/>
-        </w:rPr>
-        <w:t>the</w:t>
-      </w:r>
-      <w:r>
-        <w:rPr>
-          <w:rFonts w:ascii="Calibri" w:hAnsi="Calibri" w:cs="Calibri"/>
-        </w:rPr>
-        <w:t xml:space="preserve"> </w:t>
-      </w:r>
-      <w:r>
-        <w:rPr>
-          <w:rFonts w:ascii="Calibri" w:hAnsi="Calibri" w:cs="Calibri"/>
-        </w:rPr>
-        <w:t>P value from</w:t>
-      </w:r>
-      <w:r>
-        <w:rPr>
-          <w:rFonts w:ascii="Calibri" w:hAnsi="Calibri" w:cs="Calibri"/>
-        </w:rPr>
-        <w:t xml:space="preserve"> 0.898 to 0.663 but remained non-significant, and X3, X7 and X8 remained the only significant predictors </w:t>
-      </w:r>
-      <w:r>
-        <w:rPr>
-          <w:rFonts w:ascii="Calibri" w:hAnsi="Calibri" w:cs="Calibri"/>
-        </w:rPr>
-        <w:t>here because the P-value</w:t>
-      </w:r>
-      <w:r>
-        <w:rPr>
-          <w:rFonts w:ascii="Calibri" w:hAnsi="Calibri" w:cs="Calibri"/>
-        </w:rPr>
-        <w:t xml:space="preserve"> &lt; 0.05</w:t>
-      </w:r>
-      <w:r>
-        <w:rPr>
-          <w:rFonts w:ascii="Calibri" w:hAnsi="Calibri" w:cs="Calibri"/>
-        </w:rPr>
-        <w:t xml:space="preserve">. </w:t>
+        <w:t>non-linear variable, and there was an inverted-U shape and goals were higher at the mid-range caps and lesser at both extremes and we have applied log transformation on it.</w:t>
+      </w:r>
+    </w:p>
+    <w:p>
+      <w:pPr>
+        <w:spacing w:after="100"/>
+        <w:rPr>
+          <w:rFonts w:ascii="Calibri" w:hAnsi="Calibri" w:cs="Calibri"/>
+        </w:rPr>
+      </w:pPr>
+      <w:r>
+        <w:rPr>
+          <w:rFonts w:ascii="Calibri" w:hAnsi="Calibri" w:cs="Calibri"/>
+        </w:rPr>
+        <w:t xml:space="preserve">III. mlr_statsmodel.py: </w:t>
+      </w:r>
+      <w:r>
+        <w:rPr>
+          <w:rFonts w:ascii="Calibri" w:hAnsi="Calibri" w:cs="Calibri"/>
+        </w:rPr>
+        <w:t xml:space="preserve">since we showed that X4 was non-linear so we applied the log transformation (LOG_X4), but the R² was unchanged here which is at 0.327 and but AIC improved only marginally (663.0 to 662.9), so this transformation didn’t improve this model at all because here the X4 has a narrow range (22–73 caps), so LOG_X4 is almost identical to X4, we can also check the P-value from the results there we can say that any P value greater than 0.05 of the explanatory variable, they won’t contribute with much while predicting the goals scored. Also, H₀: βᵢ = 0, the variable has no effect on goals scored, and H₁: βᵢ ≠ 0, the variable does affect goals scored. Here, we can say that </w:t>
+      </w:r>
+      <w:r>
+        <w:rPr>
+          <w:rFonts w:ascii="Calibri" w:hAnsi="Calibri" w:cs="Calibri"/>
+        </w:rPr>
+        <w:t xml:space="preserve">LOG_X4 improved the P value from 0.898 to 0.663 but remained non-significant, and X3, X7 and X8 remained the only significant predictors here because the P-value &lt; 0.05. </w:t>
       </w:r>
     </w:p>
     <w:p>
@@ -3241,16 +2561,7 @@
                 <w:rPr>
                   <w:rFonts w:ascii="Cambria Math" w:hAnsi="Cambria Math" w:cs="Calibri"/>
                 </w:rPr>
-                <m:t>LOG_X</m:t>
-              </m:r>
-              <m:r>
-                <m:rPr>
-                  <m:sty m:val="p"/>
-                </m:rPr>
-                <w:rPr>
-                  <w:rFonts w:ascii="Cambria Math" w:hAnsi="Cambria Math" w:cs="Calibri"/>
-                </w:rPr>
-                <m:t>4</m:t>
+                <m:t>LOG_X4</m:t>
               </m:r>
             </m:e>
           </m:d>
@@ -3493,25 +2804,7 @@
         <w:rPr>
           <w:rFonts w:ascii="Calibri" w:hAnsi="Calibri" w:cs="Calibri"/>
         </w:rPr>
-        <w:t xml:space="preserve"> for checking multi-collinearity, there was </w:t>
-      </w:r>
-      <w:r>
-        <w:rPr>
-          <w:rFonts w:ascii="Calibri" w:hAnsi="Calibri" w:cs="Calibri"/>
-        </w:rPr>
-        <w:t>moderate</w:t>
-      </w:r>
-      <w:r>
-        <w:rPr>
-          <w:rFonts w:ascii="Calibri" w:hAnsi="Calibri" w:cs="Calibri"/>
-        </w:rPr>
-        <w:t xml:space="preserve"> correlations between</w:t>
-      </w:r>
-      <w:r>
-        <w:rPr>
-          <w:rFonts w:ascii="Calibri" w:hAnsi="Calibri" w:cs="Calibri"/>
-        </w:rPr>
-        <w:t xml:space="preserve"> </w:t>
+        <w:t xml:space="preserve"> for checking multi-collinearity, there was moderate correlations between </w:t>
       </w:r>
       <w:r>
         <w:rPr>
@@ -3654,13 +2947,7 @@
         <w:rPr>
           <w:rFonts w:ascii="Calibri" w:hAnsi="Calibri" w:cs="Calibri"/>
         </w:rPr>
-        <w:t xml:space="preserve">: </w:t>
-      </w:r>
-      <w:r>
-        <w:rPr>
-          <w:rFonts w:ascii="Calibri" w:hAnsi="Calibri" w:cs="Calibri"/>
-        </w:rPr>
-        <w:t xml:space="preserve">Here since different variables have different units, we tried standardising it, rescaling to Z </w:t>
+        <w:t xml:space="preserve">: Here since different variables have different units, we tried standardising it, rescaling to Z </w:t>
       </w:r>
       <w:r>
         <w:rPr>
@@ -3744,19 +3031,7 @@
         <w:rPr>
           <w:rFonts w:ascii="Calibri" w:hAnsi="Calibri" w:cs="Calibri"/>
         </w:rPr>
-        <w:t xml:space="preserve">, from here we can conclude that </w:t>
-      </w:r>
-      <w:r>
-        <w:rPr>
-          <w:rFonts w:ascii="Calibri" w:hAnsi="Calibri" w:cs="Calibri"/>
-        </w:rPr>
-        <w:t>we can conclude that these three were most variable for predicting</w:t>
-      </w:r>
-      <w:r>
-        <w:rPr>
-          <w:rFonts w:ascii="Calibri" w:hAnsi="Calibri" w:cs="Calibri"/>
-        </w:rPr>
-        <w:t xml:space="preserve"> the goals scored by the team in </w:t>
+        <w:t xml:space="preserve">, from here we can conclude that we can conclude that these three were most variable for predicting the goals scored by the team in </w:t>
       </w:r>
       <w:r>
         <w:rPr>
@@ -3820,13 +3095,7 @@
         <w:rPr>
           <w:rFonts w:ascii="Calibri" w:hAnsi="Calibri" w:cs="Calibri"/>
         </w:rPr>
-        <w:t>:</w:t>
-      </w:r>
-      <w:r>
-        <w:rPr>
-          <w:rFonts w:ascii="Calibri" w:hAnsi="Calibri" w:cs="Calibri"/>
-        </w:rPr>
-        <w:t xml:space="preserve"> we also applied </w:t>
+        <w:t xml:space="preserve">: we also applied </w:t>
       </w:r>
       <w:r>
         <w:rPr>
